--- a/test/Тест_документ.docx
+++ b/test/Тест_документ.docx
@@ -48,6 +48,11 @@
     <w:p>
       <w:r>
         <w:t>Пустая ячейка: {A7}</w:t>
+      </w:r>
+    </w:p>
+    <w:p>
+      <w:r>
+        <w:t>Значение с другого листа: {Лист2!A1}</w:t>
       </w:r>
     </w:p>
     <w:p/>
